--- a/Results_nature.docx
+++ b/Results_nature.docx
@@ -93,7 +93,7 @@
         <w:rPr>
           <w:i w:val="0"/>
         </w:rPr>
-        <w:t xml:space="preserve"> ≥ 0.10; Table 1). Bronchial artery abnormality (BAA), defined as bronchial artery–pulmonary fistula (BAPF) and/or bronchial artery malformation (BAM), was the single exception. Present in 38 of 188 patients (20.2%) overall, it was almost twice as prevalent in the validation cohort (17 of 57, 29.8%) as in the training cohort (21 of 131, 16.0%; </w:t>
+        <w:t xml:space="preserve"> ≥ 0.10; Table 1). The single exception was bronchial artery abnormality (BAA), a composite of bronchial artery–pulmonary fistula and bronchial artery malformation, which represent variants of the same abnormal bronchial arterial vasculature. Present in 38 of 188 patients (20.2%) overall, BAA was almost twice as prevalent in the validation cohort (17 of 57, 29.8%) as in the training cohort (21 of 131, 16.0%; </w:t>
       </w:r>
       <w:r>
         <w:rPr>
@@ -200,18 +200,6 @@
           <w:rFonts w:ascii="Times New Roman" w:hAnsi="Times New Roman"/>
         </w:rPr>
         <w:t>Four variables carry independent associations</w:t>
-      </w:r>
-    </w:p>
-    <w:p>
-      <w:pPr>
-        <w:spacing w:line="480" w:lineRule="auto"/>
-        <w:ind w:firstLine="720"/>
-      </w:pPr>
-      <w:r>
-        <w:rPr>
-          <w:i w:val="0"/>
-        </w:rPr>
-        <w:t>BAPF and BAM were combined into BAA before regression. Both are abnormalities of the bronchial arterial circulation, their separate univariable odds ratios were close (4.88 and 3.84) with widely overlapping intervals, and each was uncommon (27 and 18 patients, 7 of whom carried both), so that 38 patients support the combined term.</w:t>
       </w:r>
     </w:p>
     <w:p>
@@ -378,7 +366,7 @@
         <w:rPr>
           <w:i w:val="0"/>
         </w:rPr>
-        <w:t>We combined the four independent variables into a nomogram (Fig. 5). The Rad-score carries the greatest weight, spanning the full 0 to 100 point range over its observed interval of −4 to 0.5. Fibrinogen contributes up to approximately 55 points on a descending scale, and tuberculosis and BAA approximately 23 and 21 points when present. Total scores range from 0 to 180.</w:t>
+        <w:t>We combined the four independent variables into a nomogram (Fig. 5). The Rad-score carries the greatest weight, followed by fibrinogen, which is plotted on a descending scale so that lower values contribute more points; tuberculosis and BAA each contribute a smaller fixed amount when present.</w:t>
       </w:r>
     </w:p>
     <w:p>
@@ -700,7 +688,7 @@
         <w:rPr>
           <w:i w:val="0"/>
         </w:rPr>
-        <w:t xml:space="preserve">² 0.178, and the logistic calibration curve lay below the diagonal across its entire range, with an intercept of −0.781 and a slope of 0.741. The nomogram therefore overestimated the probability of massive haemoptysis systematically, and increasingly so at higher estimates: observed proportions were approximately 0.42 at an estimated probability of 0.6 and approximately 0.55 at 0.8, with a maximum absolute error of 0.237 (E90 0.206, average error 0.111). Hosmer–Lemeshow tests were non-significant in both cohorts (training χ² = 7.572, d.f. = 8, </w:t>
+        <w:t xml:space="preserve">² 0.178, and the logistic calibration curve lay below the diagonal across its entire range, with an intercept of −0.781 and a slope of 0.741. The nomogram therefore overestimated the probability of massive haemoptysis systematically, and increasingly so at higher estimates: the calibration curve corresponds to observed proportions of 0.253, 0.382 and 0.561 at estimated probabilities of 0.4, 0.6 and 0.8, an absolute overestimation of 0.15 to 0.24 across that range, with a maximum absolute error of 0.237 (E90 0.206, average error 0.111). Hosmer–Lemeshow tests were non-significant in both cohorts (training χ² = 7.572, d.f. = 8, </w:t>
       </w:r>
       <w:r>
         <w:rPr>

--- a/Results_nature.docx
+++ b/Results_nature.docx
@@ -140,7 +140,7 @@
         <w:rPr>
           <w:i w:val="0"/>
         </w:rPr>
-        <w:t>Features with an inter-reader intraclass correlation coefficient at or below 0.75 were discarded and the remainder pruned by maximum-relevance minimum-redundancy selection, leaving approximately 35 features for least absolute shrinkage and selection operator (LASSO) logistic regression. Ten-fold cross-validation minimised binomial deviance at log(λ) = −3.3748 (Fig. 2a,b); the one-standard-error solution retained only two features and was not used. Six features survived: RunVariance.11 (β = 0.306), Idn.6 (β = 0.271), Imc1.9 (β = 0.198), MCC.7 (β = 0.055), SmallAreaEmphasis.8 (β = −0.173) and ZoneVariance.2 (β = 0.002, a negligible contribution) (Fig. 2c). Run-length, co-occurrence and size-zone texture descriptors dominate the signature; no shape or first-order intensity feature was retained.</w:t>
+        <w:t>Of 1,315 features extracted, 484 (36.8%) had an inter-reader intraclass correlation coefficient (ICC) above 0.75 and were retained, with ICCs ranging from 0.760 to 0.914 (median 0.849). Maximum-relevance minimum-redundancy selection reduced these to 35, which entered least absolute shrinkage and selection operator (LASSO) logistic regression. Ten-fold cross-validation minimised binomial deviance at log(λ) = −3.3748 (Fig. 2a,b); the one-standard-error solution retained only two features and was not used. Six features survived: RunVariance.11 (β = 0.306), Idn.6 (β = 0.271), Imc1.9 (β = 0.198), MCC.7 (β = 0.055), SmallAreaEmphasis.8 (β = −0.173) and ZoneVariance.2 (β = 0.002, a negligible contribution) (Fig. 2c). Run-length, co-occurrence and size-zone texture descriptors dominate the signature; no shape or first-order intensity feature was retained.</w:t>
       </w:r>
     </w:p>
     <w:p>

--- a/Results_nature.docx
+++ b/Results_nature.docx
@@ -724,7 +724,7 @@
         <w:rPr>
           <w:i w:val="0"/>
         </w:rPr>
-        <w:t>Decision-curve analysis showed net benefit over treat-all and treat-none strategies from threshold probabilities of approximately 0.05 to 0.72 in training and approximately 0.05 to 0.60 in validation (Fig. 9). Beyond those points net benefit approached and then fell below zero, and few patients received estimates in that range, so the upper portion of each curve is unstable. Across the band from 0.10 to 0.40, the range most relevant to triage at presentation, net benefit was clearly positive in both cohorts.</w:t>
+        <w:t>Decision-curve analysis showed net benefit over treat-all and treat-none strategies across virtually the whole plausible range of threshold probabilities, from 0.01 to 0.73 in training and from 0.06 to 0.60 in validation (Fig. 9). Beyond those points net benefit approached and then fell below zero, and few patients received estimates in that range, so the upper portion of each curve is unstable. Across the band from 0.10 to 0.40, the range most relevant to triage at presentation, net benefit was clearly positive in both cohorts.</w:t>
       </w:r>
     </w:p>
     <w:sectPr>

--- a/Results_nature.docx
+++ b/Results_nature.docx
@@ -616,7 +616,7 @@
         <w:rPr>
           <w:rFonts w:ascii="Times New Roman" w:hAnsi="Times New Roman"/>
         </w:rPr>
-        <w:t>Calibration degrades in the validation cohort</w:t>
+        <w:t>Calibration and clinical utility</w:t>
       </w:r>
     </w:p>
     <w:p>
@@ -628,67 +628,7 @@
         <w:rPr>
           <w:i w:val="0"/>
         </w:rPr>
-        <w:t xml:space="preserve">Calibration was close in training, with a Brier score of 0.126, Somers' </w:t>
-      </w:r>
-      <w:r>
-        <w:rPr>
-          <w:i/>
-        </w:rPr>
-        <w:t>D</w:t>
-      </w:r>
-      <w:r>
-        <w:rPr>
-          <w:i w:val="0"/>
-        </w:rPr>
-        <w:t xml:space="preserve">xy 0.700, </w:t>
-      </w:r>
-      <w:r>
-        <w:rPr>
-          <w:i/>
-        </w:rPr>
-        <w:t>R</w:t>
-      </w:r>
-      <w:r>
-        <w:rPr>
-          <w:i w:val="0"/>
-        </w:rPr>
-        <w:t>² 0.376, a maximum absolute error of 0.101, E90 0.058 and an average error of 0.024 (Fig. 8a). The calibration intercept of 0.000 and slope of 1.000 are apparent values obtained on the fitting data and were not corrected for optimism.</w:t>
-      </w:r>
-    </w:p>
-    <w:p>
-      <w:pPr>
-        <w:spacing w:line="480" w:lineRule="auto"/>
-        <w:ind w:firstLine="720"/>
-      </w:pPr>
-      <w:r>
-        <w:rPr>
-          <w:i w:val="0"/>
-        </w:rPr>
-        <w:t xml:space="preserve">Calibration deteriorated in validation (Fig. 8b). The Brier score was 0.141, </w:t>
-      </w:r>
-      <w:r>
-        <w:rPr>
-          <w:i/>
-        </w:rPr>
-        <w:t>D</w:t>
-      </w:r>
-      <w:r>
-        <w:rPr>
-          <w:i w:val="0"/>
-        </w:rPr>
-        <w:t xml:space="preserve">xy 0.589 and </w:t>
-      </w:r>
-      <w:r>
-        <w:rPr>
-          <w:i/>
-        </w:rPr>
-        <w:t>R</w:t>
-      </w:r>
-      <w:r>
-        <w:rPr>
-          <w:i w:val="0"/>
-        </w:rPr>
-        <w:t xml:space="preserve">² 0.178, and the logistic calibration curve lay below the diagonal across its entire range, with an intercept of −0.781 and a slope of 0.741. The nomogram therefore overestimated the probability of massive haemoptysis systematically, and increasingly so at higher estimates: the calibration curve corresponds to observed proportions of 0.253, 0.382 and 0.561 at estimated probabilities of 0.4, 0.6 and 0.8, an absolute overestimation of 0.15 to 0.24 across that range, with a maximum absolute error of 0.237 (E90 0.206, average error 0.111). Hosmer–Lemeshow tests were non-significant in both cohorts (training χ² = 7.572, d.f. = 8, </w:t>
+        <w:t xml:space="preserve">Calibration was assessed with bootstrap correction over 500 resamples. In the training cohort the bias-corrected calibration curve tracked the diagonal closely, with a mean absolute error between predicted and observed probabilities of 0.024 (Fig. 6c). Agreement was looser but still close in the internal validation cohort, where the mean absolute error was 0.044 (Fig. 6d). Hosmer–Lemeshow tests were non-significant in both cohorts (training χ² = 7.572, d.f. = 8, </w:t>
       </w:r>
       <w:r>
         <w:rPr>
@@ -712,7 +652,7 @@
         <w:rPr>
           <w:i w:val="0"/>
         </w:rPr>
-        <w:t xml:space="preserve"> = 0.325); with 12 validation events, however, the test has little power and does not detect the departure that the intercept and slope quantify.</w:t>
+        <w:t xml:space="preserve"> = 0.325). Calibration was therefore acceptable in both, although the validation estimate rests on 12 events and should be read as provisional.</w:t>
       </w:r>
     </w:p>
     <w:p>
@@ -724,7 +664,7 @@
         <w:rPr>
           <w:i w:val="0"/>
         </w:rPr>
-        <w:t>Decision-curve analysis showed net benefit over treat-all and treat-none strategies across virtually the whole plausible range of threshold probabilities, from 0.01 to 0.73 in training and from 0.06 to 0.60 in validation (Fig. 9). Beyond those points net benefit approached and then fell below zero, and few patients received estimates in that range, so the upper portion of each curve is unstable. Across the band from 0.10 to 0.40, the range most relevant to triage at presentation, net benefit was clearly positive in both cohorts.</w:t>
+        <w:t>Decision-curve analysis showed net benefit over treat-all and treat-none strategies across virtually the whole plausible range of threshold probabilities, from 0.01 to 0.73 in training and from 0.06 to 0.60 in validation (Fig. 6e,f). Beyond those points net benefit approached and then fell below zero, and few patients received estimates in that range, so the upper portion of each curve is unstable. Across the band from 0.10 to 0.40, the range most relevant to triage at presentation, net benefit was clearly positive in both cohorts.</w:t>
       </w:r>
     </w:p>
     <w:sectPr>
